--- a/docs/Project_Proposal.docx
+++ b/docs/Project_Proposal.docx
@@ -4,48 +4,1475 @@
   <w:body>
     <w:p>
       <w:pPr>
-        <w:spacing w:after="60"/>
-        <w:rPr>
-          <w:rFonts w:ascii="Times New Roman" w:hAnsi="Times New Roman" w:cs="Times New Roman"/>
+        <w:spacing w:after="160" w:line="259" w:lineRule="auto"/>
+        <w:jc w:val="center"/>
+        <w:rPr>
+          <w:rFonts w:ascii="Times New Roman" w:eastAsia="Aptos" w:hAnsi="Times New Roman" w:cs="Times New Roman"/>
           <w:b/>
           <w:bCs/>
-          <w:color w:val="000000" w:themeColor="text1"/>
-          <w:sz w:val="26"/>
-          <w:szCs w:val="26"/>
-        </w:rPr>
-      </w:pPr>
-      <w:r>
-        <w:rPr>
-          <w:rFonts w:ascii="Times New Roman" w:hAnsi="Times New Roman" w:cs="Times New Roman"/>
+          <w:kern w:val="2"/>
+          <w:sz w:val="32"/>
+          <w:szCs w:val="32"/>
+          <w:lang w:eastAsia="en-US"/>
+          <w14:ligatures w14:val="standardContextual"/>
+        </w:rPr>
+      </w:pPr>
+      <w:r>
+        <w:rPr>
+          <w:rFonts w:ascii="Times New Roman" w:eastAsia="Aptos" w:hAnsi="Times New Roman" w:cs="Times New Roman"/>
           <w:b/>
           <w:bCs/>
-          <w:color w:val="000000" w:themeColor="text1"/>
-          <w:sz w:val="26"/>
-          <w:szCs w:val="26"/>
-        </w:rPr>
-        <w:t xml:space="preserve">DISTRIBUTED DATABASE </w:t>
-      </w:r>
-      <w:r>
-        <w:rPr>
-          <w:rFonts w:ascii="Times New Roman" w:hAnsi="Times New Roman" w:cs="Times New Roman"/>
+          <w:kern w:val="2"/>
+          <w:sz w:val="32"/>
+          <w:szCs w:val="32"/>
+          <w:lang w:eastAsia="en-US"/>
+          <w14:ligatures w14:val="standardContextual"/>
+        </w:rPr>
+        <w:t>BỘ KHOA HỌC VÀ CÔNG NGHỆ</w:t>
+      </w:r>
+    </w:p>
+    <w:p>
+      <w:pPr>
+        <w:spacing w:after="160" w:line="259" w:lineRule="auto"/>
+        <w:jc w:val="center"/>
+        <w:rPr>
+          <w:rFonts w:ascii="Times New Roman" w:eastAsia="Aptos" w:hAnsi="Times New Roman" w:cs="Times New Roman"/>
           <w:b/>
           <w:bCs/>
-          <w:color w:val="000000" w:themeColor="text1"/>
-          <w:sz w:val="26"/>
-          <w:szCs w:val="26"/>
-        </w:rPr>
-        <w:t>-</w:t>
-      </w:r>
-      <w:r>
-        <w:rPr>
-          <w:rFonts w:ascii="Times New Roman" w:hAnsi="Times New Roman" w:cs="Times New Roman"/>
+          <w:kern w:val="2"/>
+          <w:sz w:val="32"/>
+          <w:szCs w:val="32"/>
+          <w:lang w:eastAsia="en-US"/>
+          <w14:ligatures w14:val="standardContextual"/>
+        </w:rPr>
+      </w:pPr>
+      <w:r>
+        <w:rPr>
+          <w:rFonts w:ascii="Times New Roman" w:eastAsia="Aptos" w:hAnsi="Times New Roman" w:cs="Times New Roman"/>
           <w:b/>
           <w:bCs/>
-          <w:color w:val="000000" w:themeColor="text1"/>
-          <w:sz w:val="26"/>
-          <w:szCs w:val="26"/>
-        </w:rPr>
-        <w:t xml:space="preserve"> PROJECT PROPOSAL</w:t>
+          <w:kern w:val="2"/>
+          <w:sz w:val="32"/>
+          <w:szCs w:val="32"/>
+          <w:lang w:eastAsia="en-US"/>
+          <w14:ligatures w14:val="standardContextual"/>
+        </w:rPr>
+        <w:t>HỌC VIỆN CÔNG NGHỆ BƯU CHÍNH VIỄN THÔNG</w:t>
+      </w:r>
+    </w:p>
+    <w:p>
+      <w:pPr>
+        <w:spacing w:after="160" w:line="259" w:lineRule="auto"/>
+        <w:jc w:val="center"/>
+        <w:rPr>
+          <w:rFonts w:ascii="Times New Roman" w:eastAsia="Aptos" w:hAnsi="Times New Roman" w:cs="Times New Roman"/>
+          <w:b/>
+          <w:bCs/>
+          <w:kern w:val="2"/>
+          <w:sz w:val="26"/>
+          <w:szCs w:val="26"/>
+          <w:lang w:eastAsia="en-US"/>
+          <w14:ligatures w14:val="standardContextual"/>
+        </w:rPr>
+      </w:pPr>
+      <w:r>
+        <w:rPr>
+          <w:rFonts w:ascii="Times New Roman" w:eastAsia="Aptos" w:hAnsi="Times New Roman" w:cs="Times New Roman"/>
+          <w:b/>
+          <w:bCs/>
+          <w:kern w:val="2"/>
+          <w:sz w:val="26"/>
+          <w:szCs w:val="26"/>
+          <w:lang w:eastAsia="en-US"/>
+          <w14:ligatures w14:val="standardContextual"/>
+        </w:rPr>
+        <w:t>-----------------------------</w:t>
+      </w:r>
+    </w:p>
+    <w:p>
+      <w:pPr>
+        <w:spacing w:after="160" w:line="259" w:lineRule="auto"/>
+        <w:jc w:val="center"/>
+        <w:rPr>
+          <w:rFonts w:ascii="Times New Roman" w:eastAsia="Aptos" w:hAnsi="Times New Roman" w:cs="Times New Roman"/>
+          <w:b/>
+          <w:bCs/>
+          <w:kern w:val="2"/>
+          <w:sz w:val="26"/>
+          <w:szCs w:val="26"/>
+          <w:lang w:eastAsia="en-US"/>
+          <w14:ligatures w14:val="standardContextual"/>
+        </w:rPr>
+      </w:pPr>
+      <w:r>
+        <w:rPr>
+          <w:rFonts w:ascii="Times New Roman" w:eastAsia="Aptos" w:hAnsi="Times New Roman" w:cs="Times New Roman"/>
+          <w:b/>
+          <w:bCs/>
+          <w:kern w:val="2"/>
+          <w:sz w:val="26"/>
+          <w:szCs w:val="26"/>
+          <w:lang w:eastAsia="en-US"/>
+          <w14:ligatures w14:val="standardContextual"/>
+        </w:rPr>
+        <w:drawing>
+          <wp:inline distT="0" distB="0" distL="0" distR="0" wp14:anchorId="5A3A83B9" wp14:editId="11DC458C">
+            <wp:extent cx="1188720" cy="1188720"/>
+            <wp:effectExtent l="0" t="0" r="0" b="0"/>
+            <wp:docPr id="1542116149" name="Picture 2"/>
+            <wp:cNvGraphicFramePr>
+              <a:graphicFrameLocks xmlns:a="http://schemas.openxmlformats.org/drawingml/2006/main" noChangeAspect="1"/>
+            </wp:cNvGraphicFramePr>
+            <a:graphic xmlns:a="http://schemas.openxmlformats.org/drawingml/2006/main">
+              <a:graphicData uri="http://schemas.openxmlformats.org/drawingml/2006/picture">
+                <pic:pic xmlns:pic="http://schemas.openxmlformats.org/drawingml/2006/picture">
+                  <pic:nvPicPr>
+                    <pic:cNvPr id="0" name="Picture 6"/>
+                    <pic:cNvPicPr>
+                      <a:picLocks noChangeAspect="1" noChangeArrowheads="1"/>
+                    </pic:cNvPicPr>
+                  </pic:nvPicPr>
+                  <pic:blipFill>
+                    <a:blip r:embed="rId6">
+                      <a:extLst>
+                        <a:ext uri="{28A0092B-C50C-407E-A947-70E740481C1C}">
+                          <a14:useLocalDpi xmlns:a14="http://schemas.microsoft.com/office/drawing/2010/main" val="0"/>
+                        </a:ext>
+                      </a:extLst>
+                    </a:blip>
+                    <a:srcRect/>
+                    <a:stretch>
+                      <a:fillRect/>
+                    </a:stretch>
+                  </pic:blipFill>
+                  <pic:spPr bwMode="auto">
+                    <a:xfrm>
+                      <a:off x="0" y="0"/>
+                      <a:ext cx="1188720" cy="1188720"/>
+                    </a:xfrm>
+                    <a:prstGeom prst="rect">
+                      <a:avLst/>
+                    </a:prstGeom>
+                    <a:noFill/>
+                    <a:ln>
+                      <a:noFill/>
+                    </a:ln>
+                  </pic:spPr>
+                </pic:pic>
+              </a:graphicData>
+            </a:graphic>
+          </wp:inline>
+        </w:drawing>
+      </w:r>
+    </w:p>
+    <w:p>
+      <w:pPr>
+        <w:spacing w:after="160" w:line="259" w:lineRule="auto"/>
+        <w:jc w:val="center"/>
+        <w:rPr>
+          <w:rFonts w:ascii="Times New Roman" w:eastAsia="Aptos" w:hAnsi="Times New Roman" w:cs="Times New Roman"/>
+          <w:b/>
+          <w:bCs/>
+          <w:kern w:val="2"/>
+          <w:sz w:val="26"/>
+          <w:szCs w:val="26"/>
+          <w:lang w:eastAsia="en-US"/>
+          <w14:ligatures w14:val="standardContextual"/>
+        </w:rPr>
+      </w:pPr>
+    </w:p>
+    <w:p>
+      <w:pPr>
+        <w:spacing w:after="160" w:line="259" w:lineRule="auto"/>
+        <w:jc w:val="center"/>
+        <w:rPr>
+          <w:rFonts w:ascii="Times New Roman" w:eastAsia="Aptos" w:hAnsi="Times New Roman" w:cs="Times New Roman"/>
+          <w:b/>
+          <w:bCs/>
+          <w:kern w:val="2"/>
+          <w:sz w:val="72"/>
+          <w:szCs w:val="72"/>
+          <w:lang w:eastAsia="en-US"/>
+          <w14:ligatures w14:val="standardContextual"/>
+        </w:rPr>
+      </w:pPr>
+      <w:r>
+        <w:rPr>
+          <w:rFonts w:ascii="Times New Roman" w:eastAsia="Aptos" w:hAnsi="Times New Roman" w:cs="Times New Roman"/>
+          <w:b/>
+          <w:bCs/>
+          <w:kern w:val="2"/>
+          <w:sz w:val="72"/>
+          <w:szCs w:val="72"/>
+          <w:lang w:eastAsia="en-US"/>
+          <w14:ligatures w14:val="standardContextual"/>
+        </w:rPr>
+        <w:t xml:space="preserve">BÁO CÁO </w:t>
+      </w:r>
+      <w:r>
+        <w:rPr>
+          <w:rFonts w:ascii="Times New Roman" w:eastAsia="Aptos" w:hAnsi="Times New Roman" w:cs="Times New Roman"/>
+          <w:b/>
+          <w:bCs/>
+          <w:kern w:val="2"/>
+          <w:sz w:val="72"/>
+          <w:szCs w:val="72"/>
+          <w:lang w:eastAsia="en-US"/>
+          <w14:ligatures w14:val="standardContextual"/>
+        </w:rPr>
+        <w:br/>
+        <w:t>ĐỒ ÁN MÔN HỌC</w:t>
+      </w:r>
+    </w:p>
+    <w:p>
+      <w:pPr>
+        <w:spacing w:after="160" w:line="259" w:lineRule="auto"/>
+        <w:jc w:val="center"/>
+        <w:rPr>
+          <w:rFonts w:ascii="Times New Roman" w:eastAsia="Aptos" w:hAnsi="Times New Roman" w:cs="Times New Roman"/>
+          <w:b/>
+          <w:bCs/>
+          <w:kern w:val="2"/>
+          <w:sz w:val="26"/>
+          <w:szCs w:val="26"/>
+          <w:lang w:eastAsia="en-US"/>
+          <w14:ligatures w14:val="standardContextual"/>
+        </w:rPr>
+      </w:pPr>
+      <w:r>
+        <w:rPr>
+          <w:rFonts w:ascii="Times New Roman" w:eastAsia="Aptos" w:hAnsi="Times New Roman" w:cs="Times New Roman"/>
+          <w:b/>
+          <w:bCs/>
+          <w:kern w:val="2"/>
+          <w:sz w:val="26"/>
+          <w:szCs w:val="26"/>
+          <w:lang w:eastAsia="en-US"/>
+          <w14:ligatures w14:val="standardContextual"/>
+        </w:rPr>
+        <w:br/>
+      </w:r>
+    </w:p>
+    <w:p>
+      <w:pPr>
+        <w:spacing w:after="160" w:line="259" w:lineRule="auto"/>
+        <w:jc w:val="center"/>
+        <w:rPr>
+          <w:rFonts w:ascii="Times New Roman" w:eastAsia="Aptos" w:hAnsi="Times New Roman" w:cs="Times New Roman"/>
+          <w:b/>
+          <w:bCs/>
+          <w:kern w:val="2"/>
+          <w:sz w:val="32"/>
+          <w:szCs w:val="32"/>
+          <w:lang w:eastAsia="en-US"/>
+          <w14:ligatures w14:val="standardContextual"/>
+        </w:rPr>
+      </w:pPr>
+      <w:r>
+        <w:rPr>
+          <w:rFonts w:ascii="Times New Roman" w:eastAsia="Aptos" w:hAnsi="Times New Roman" w:cs="Times New Roman"/>
+          <w:b/>
+          <w:bCs/>
+          <w:kern w:val="2"/>
+          <w:sz w:val="32"/>
+          <w:szCs w:val="32"/>
+          <w:lang w:eastAsia="en-US"/>
+          <w14:ligatures w14:val="standardContextual"/>
+        </w:rPr>
+        <w:t>ĐỀ TÀI:</w:t>
+      </w:r>
+    </w:p>
+    <w:p>
+      <w:pPr>
+        <w:spacing w:after="160" w:line="259" w:lineRule="auto"/>
+        <w:jc w:val="center"/>
+        <w:rPr>
+          <w:rFonts w:ascii="Times New Roman" w:eastAsia="Aptos" w:hAnsi="Times New Roman" w:cs="Times New Roman"/>
+          <w:b/>
+          <w:bCs/>
+          <w:kern w:val="2"/>
+          <w:sz w:val="32"/>
+          <w:szCs w:val="32"/>
+          <w:lang w:eastAsia="en-US"/>
+          <w14:ligatures w14:val="standardContextual"/>
+        </w:rPr>
+      </w:pPr>
+      <w:r>
+        <w:rPr>
+          <w:rFonts w:ascii="Times New Roman" w:eastAsia="Aptos" w:hAnsi="Times New Roman" w:cs="Times New Roman"/>
+          <w:b/>
+          <w:bCs/>
+          <w:kern w:val="2"/>
+          <w:sz w:val="32"/>
+          <w:szCs w:val="32"/>
+          <w:lang w:eastAsia="en-US"/>
+          <w14:ligatures w14:val="standardContextual"/>
+        </w:rPr>
+        <w:t xml:space="preserve">PROJECT #103. SHAMIR’S SECRET SHARING FOR DB CREDENTIALS  </w:t>
+      </w:r>
+    </w:p>
+    <w:p>
+      <w:pPr>
+        <w:spacing w:after="160" w:line="259" w:lineRule="auto"/>
+        <w:jc w:val="center"/>
+        <w:rPr>
+          <w:rFonts w:ascii="Times New Roman" w:eastAsia="Aptos" w:hAnsi="Times New Roman" w:cs="Times New Roman"/>
+          <w:b/>
+          <w:bCs/>
+          <w:kern w:val="2"/>
+          <w:sz w:val="32"/>
+          <w:szCs w:val="32"/>
+          <w:lang w:eastAsia="en-US"/>
+          <w14:ligatures w14:val="standardContextual"/>
+        </w:rPr>
+      </w:pPr>
+      <w:r>
+        <w:rPr>
+          <w:rFonts w:ascii="Times New Roman" w:eastAsia="Aptos" w:hAnsi="Times New Roman" w:cs="Times New Roman"/>
+          <w:b/>
+          <w:bCs/>
+          <w:kern w:val="2"/>
+          <w:sz w:val="32"/>
+          <w:szCs w:val="32"/>
+          <w:lang w:eastAsia="en-US"/>
+          <w14:ligatures w14:val="standardContextual"/>
+        </w:rPr>
+        <w:t>PROJECT PROPOSAL</w:t>
+      </w:r>
+    </w:p>
+    <w:p>
+      <w:pPr>
+        <w:spacing w:after="160" w:line="259" w:lineRule="auto"/>
+        <w:jc w:val="center"/>
+        <w:rPr>
+          <w:rFonts w:ascii="Times New Roman" w:eastAsia="Aptos" w:hAnsi="Times New Roman" w:cs="Times New Roman"/>
+          <w:b/>
+          <w:bCs/>
+          <w:kern w:val="2"/>
+          <w:sz w:val="32"/>
+          <w:szCs w:val="32"/>
+          <w:lang w:eastAsia="en-US"/>
+          <w14:ligatures w14:val="standardContextual"/>
+        </w:rPr>
+      </w:pPr>
+    </w:p>
+    <w:p>
+      <w:pPr>
+        <w:spacing w:after="160" w:line="259" w:lineRule="auto"/>
+        <w:jc w:val="center"/>
+        <w:rPr>
+          <w:rFonts w:ascii="Times New Roman" w:eastAsia="Aptos" w:hAnsi="Times New Roman" w:cs="Times New Roman"/>
+          <w:b/>
+          <w:bCs/>
+          <w:kern w:val="2"/>
+          <w:sz w:val="26"/>
+          <w:szCs w:val="26"/>
+          <w:lang w:eastAsia="en-US"/>
+          <w14:ligatures w14:val="standardContextual"/>
+        </w:rPr>
+      </w:pPr>
+    </w:p>
+    <w:p>
+      <w:pPr>
+        <w:spacing w:after="160" w:line="259" w:lineRule="auto"/>
+        <w:jc w:val="center"/>
+        <w:rPr>
+          <w:rFonts w:ascii="Times New Roman" w:eastAsia="Aptos" w:hAnsi="Times New Roman" w:cs="Times New Roman"/>
+          <w:b/>
+          <w:bCs/>
+          <w:kern w:val="2"/>
+          <w:sz w:val="26"/>
+          <w:szCs w:val="26"/>
+          <w:lang w:eastAsia="en-US"/>
+          <w14:ligatures w14:val="standardContextual"/>
+        </w:rPr>
+      </w:pPr>
+    </w:p>
+    <w:p>
+      <w:pPr>
+        <w:spacing w:after="160" w:line="259" w:lineRule="auto"/>
+        <w:jc w:val="center"/>
+        <w:rPr>
+          <w:rFonts w:ascii="Times New Roman" w:eastAsia="Aptos" w:hAnsi="Times New Roman" w:cs="Times New Roman"/>
+          <w:b/>
+          <w:bCs/>
+          <w:kern w:val="2"/>
+          <w:sz w:val="26"/>
+          <w:szCs w:val="26"/>
+          <w:lang w:eastAsia="en-US"/>
+          <w14:ligatures w14:val="standardContextual"/>
+        </w:rPr>
+      </w:pPr>
+    </w:p>
+    <w:p>
+      <w:pPr>
+        <w:spacing w:after="160" w:line="259" w:lineRule="auto"/>
+        <w:jc w:val="center"/>
+        <w:rPr>
+          <w:rFonts w:ascii="Times New Roman" w:eastAsia="Aptos" w:hAnsi="Times New Roman" w:cs="Times New Roman"/>
+          <w:b/>
+          <w:bCs/>
+          <w:kern w:val="2"/>
+          <w:sz w:val="26"/>
+          <w:szCs w:val="26"/>
+          <w:lang w:eastAsia="en-US"/>
+          <w14:ligatures w14:val="standardContextual"/>
+        </w:rPr>
+      </w:pPr>
+    </w:p>
+    <w:p>
+      <w:pPr>
+        <w:spacing w:after="160" w:line="259" w:lineRule="auto"/>
+        <w:rPr>
+          <w:rFonts w:ascii="Times New Roman" w:eastAsia="Aptos" w:hAnsi="Times New Roman" w:cs="Times New Roman"/>
+          <w:b/>
+          <w:bCs/>
+          <w:kern w:val="2"/>
+          <w:sz w:val="26"/>
+          <w:szCs w:val="26"/>
+          <w:lang w:eastAsia="en-US"/>
+          <w14:ligatures w14:val="standardContextual"/>
+        </w:rPr>
+      </w:pPr>
+      <w:r>
+        <w:rPr>
+          <w:rFonts w:ascii="Times New Roman" w:eastAsia="Aptos" w:hAnsi="Times New Roman" w:cs="Times New Roman"/>
+          <w:b/>
+          <w:bCs/>
+          <w:kern w:val="2"/>
+          <w:sz w:val="26"/>
+          <w:szCs w:val="26"/>
+          <w:lang w:eastAsia="en-US"/>
+          <w14:ligatures w14:val="standardContextual"/>
+        </w:rPr>
+        <w:t>Môn học: Cơ Sở Dữ Liệu Phân Tán</w:t>
+      </w:r>
+    </w:p>
+    <w:p>
+      <w:pPr>
+        <w:spacing w:after="160" w:line="259" w:lineRule="auto"/>
+        <w:rPr>
+          <w:rFonts w:ascii="Times New Roman" w:eastAsia="Aptos" w:hAnsi="Times New Roman" w:cs="Times New Roman"/>
+          <w:b/>
+          <w:bCs/>
+          <w:kern w:val="2"/>
+          <w:sz w:val="26"/>
+          <w:szCs w:val="26"/>
+          <w:lang w:eastAsia="en-US"/>
+          <w14:ligatures w14:val="standardContextual"/>
+        </w:rPr>
+      </w:pPr>
+      <w:r>
+        <w:rPr>
+          <w:rFonts w:ascii="Times New Roman" w:eastAsia="Aptos" w:hAnsi="Times New Roman" w:cs="Times New Roman"/>
+          <w:b/>
+          <w:bCs/>
+          <w:kern w:val="2"/>
+          <w:sz w:val="26"/>
+          <w:szCs w:val="26"/>
+          <w:lang w:eastAsia="en-US"/>
+          <w14:ligatures w14:val="standardContextual"/>
+        </w:rPr>
+        <w:t>Giảng viên: Lê Hà Thanh</w:t>
+      </w:r>
+    </w:p>
+    <w:p>
+      <w:pPr>
+        <w:spacing w:after="160" w:line="259" w:lineRule="auto"/>
+        <w:rPr>
+          <w:rFonts w:ascii="Times New Roman" w:eastAsia="Aptos" w:hAnsi="Times New Roman" w:cs="Times New Roman"/>
+          <w:b/>
+          <w:bCs/>
+          <w:kern w:val="2"/>
+          <w:sz w:val="26"/>
+          <w:szCs w:val="26"/>
+          <w:lang w:eastAsia="en-US"/>
+          <w14:ligatures w14:val="standardContextual"/>
+        </w:rPr>
+      </w:pPr>
+      <w:r>
+        <w:rPr>
+          <w:rFonts w:ascii="Times New Roman" w:eastAsia="Aptos" w:hAnsi="Times New Roman" w:cs="Times New Roman"/>
+          <w:b/>
+          <w:bCs/>
+          <w:kern w:val="2"/>
+          <w:sz w:val="26"/>
+          <w:szCs w:val="26"/>
+          <w:lang w:eastAsia="en-US"/>
+          <w14:ligatures w14:val="standardContextual"/>
+        </w:rPr>
+        <w:t>Thực hiện bởi sinh viên: Bùi Kiếm Khoa N23DCCN029 D23CQCN01-N</w:t>
+      </w:r>
+    </w:p>
+    <w:p>
+      <w:pPr>
+        <w:spacing w:after="160" w:line="259" w:lineRule="auto"/>
+        <w:rPr>
+          <w:rFonts w:ascii="Times New Roman" w:eastAsia="Aptos" w:hAnsi="Times New Roman" w:cs="Times New Roman"/>
+          <w:b/>
+          <w:bCs/>
+          <w:kern w:val="2"/>
+          <w:sz w:val="26"/>
+          <w:szCs w:val="26"/>
+          <w:lang w:eastAsia="en-US"/>
+          <w14:ligatures w14:val="standardContextual"/>
+        </w:rPr>
+      </w:pPr>
+    </w:p>
+    <w:p>
+      <w:pPr>
+        <w:spacing w:after="160" w:line="259" w:lineRule="auto"/>
+        <w:jc w:val="center"/>
+        <w:rPr>
+          <w:rFonts w:ascii="Times New Roman" w:eastAsia="Aptos" w:hAnsi="Times New Roman" w:cs="Times New Roman"/>
+          <w:b/>
+          <w:bCs/>
+          <w:kern w:val="2"/>
+          <w:sz w:val="26"/>
+          <w:szCs w:val="26"/>
+          <w:lang w:eastAsia="en-US"/>
+          <w14:ligatures w14:val="standardContextual"/>
+        </w:rPr>
+      </w:pPr>
+      <w:r>
+        <w:rPr>
+          <w:rFonts w:ascii="Times New Roman" w:eastAsia="Aptos" w:hAnsi="Times New Roman" w:cs="Times New Roman"/>
+          <w:b/>
+          <w:bCs/>
+          <w:kern w:val="2"/>
+          <w:sz w:val="26"/>
+          <w:szCs w:val="26"/>
+          <w:lang w:eastAsia="en-US"/>
+          <w14:ligatures w14:val="standardContextual"/>
+        </w:rPr>
+        <w:t>TP.HCM, tháng 05 /2026</w:t>
+      </w:r>
+    </w:p>
+    <w:p>
+      <w:pPr>
+        <w:spacing w:after="60"/>
+        <w:rPr>
+          <w:rFonts w:ascii="Times New Roman" w:hAnsi="Times New Roman" w:cs="Times New Roman"/>
+          <w:b/>
+          <w:bCs/>
+          <w:color w:val="000000" w:themeColor="text1"/>
+          <w:sz w:val="26"/>
+          <w:szCs w:val="26"/>
+        </w:rPr>
+      </w:pPr>
+    </w:p>
+    <w:sdt>
+      <w:sdtPr>
+        <w:rPr>
+          <w:b/>
+          <w:bCs/>
+          <w:color w:val="000000" w:themeColor="text1"/>
+        </w:rPr>
+        <w:id w:val="461236341"/>
+        <w:docPartObj>
+          <w:docPartGallery w:val="Table of Contents"/>
+          <w:docPartUnique/>
+        </w:docPartObj>
+      </w:sdtPr>
+      <w:sdtEndPr>
+        <w:rPr>
+          <w:rFonts w:ascii="Arial" w:eastAsia="Arial" w:hAnsi="Arial" w:cs="Arial"/>
+          <w:noProof/>
+          <w:color w:val="auto"/>
+          <w:sz w:val="22"/>
+          <w:szCs w:val="22"/>
+          <w:lang w:val="id-ID" w:eastAsia="id-ID"/>
+        </w:rPr>
+      </w:sdtEndPr>
+      <w:sdtContent>
+        <w:p>
+          <w:pPr>
+            <w:pStyle w:val="TOCHeading"/>
+            <w:jc w:val="center"/>
+            <w:rPr>
+              <w:rFonts w:ascii="Times New Roman" w:hAnsi="Times New Roman" w:cs="Times New Roman"/>
+              <w:b/>
+              <w:bCs/>
+              <w:color w:val="000000" w:themeColor="text1"/>
+            </w:rPr>
+          </w:pPr>
+          <w:proofErr w:type="spellStart"/>
+          <w:r>
+            <w:rPr>
+              <w:rFonts w:ascii="Times New Roman" w:hAnsi="Times New Roman" w:cs="Times New Roman"/>
+              <w:b/>
+              <w:bCs/>
+              <w:color w:val="000000" w:themeColor="text1"/>
+            </w:rPr>
+            <w:t>Mục</w:t>
+          </w:r>
+          <w:proofErr w:type="spellEnd"/>
+          <w:r>
+            <w:rPr>
+              <w:rFonts w:ascii="Times New Roman" w:hAnsi="Times New Roman" w:cs="Times New Roman"/>
+              <w:b/>
+              <w:bCs/>
+              <w:color w:val="000000" w:themeColor="text1"/>
+            </w:rPr>
+            <w:t xml:space="preserve"> </w:t>
+          </w:r>
+          <w:proofErr w:type="spellStart"/>
+          <w:r>
+            <w:rPr>
+              <w:rFonts w:ascii="Times New Roman" w:hAnsi="Times New Roman" w:cs="Times New Roman"/>
+              <w:b/>
+              <w:bCs/>
+              <w:color w:val="000000" w:themeColor="text1"/>
+            </w:rPr>
+            <w:t>Lục</w:t>
+          </w:r>
+          <w:proofErr w:type="spellEnd"/>
+        </w:p>
+        <w:p>
+          <w:pPr>
+            <w:pStyle w:val="TOC1"/>
+            <w:tabs>
+              <w:tab w:val="right" w:leader="dot" w:pos="9710"/>
+            </w:tabs>
+            <w:rPr>
+              <w:rFonts w:ascii="Times New Roman" w:hAnsi="Times New Roman" w:cs="Times New Roman"/>
+              <w:noProof/>
+              <w:sz w:val="32"/>
+              <w:szCs w:val="32"/>
+            </w:rPr>
+          </w:pPr>
+          <w:r>
+            <w:rPr>
+              <w:rFonts w:ascii="Times New Roman" w:hAnsi="Times New Roman" w:cs="Times New Roman"/>
+              <w:sz w:val="32"/>
+              <w:szCs w:val="32"/>
+            </w:rPr>
+            <w:fldChar w:fldCharType="begin"/>
+          </w:r>
+          <w:r>
+            <w:rPr>
+              <w:rFonts w:ascii="Times New Roman" w:hAnsi="Times New Roman" w:cs="Times New Roman"/>
+              <w:sz w:val="32"/>
+              <w:szCs w:val="32"/>
+            </w:rPr>
+            <w:instrText xml:space="preserve"> TOC \o "1-3" \h \z \u </w:instrText>
+          </w:r>
+          <w:r>
+            <w:rPr>
+              <w:rFonts w:ascii="Times New Roman" w:hAnsi="Times New Roman" w:cs="Times New Roman"/>
+              <w:sz w:val="32"/>
+              <w:szCs w:val="32"/>
+            </w:rPr>
+            <w:fldChar w:fldCharType="separate"/>
+          </w:r>
+          <w:hyperlink w:anchor="_Toc231306193" w:history="1">
+            <w:r>
+              <w:rPr>
+                <w:rStyle w:val="Hyperlink"/>
+                <w:rFonts w:ascii="Times New Roman" w:hAnsi="Times New Roman" w:cs="Times New Roman"/>
+                <w:noProof/>
+                <w:sz w:val="32"/>
+                <w:szCs w:val="32"/>
+              </w:rPr>
+              <w:t>1. Project Identity (Thông tin dự án)</w:t>
+            </w:r>
+            <w:r>
+              <w:rPr>
+                <w:rFonts w:ascii="Times New Roman" w:hAnsi="Times New Roman" w:cs="Times New Roman"/>
+                <w:noProof/>
+                <w:webHidden/>
+                <w:sz w:val="32"/>
+                <w:szCs w:val="32"/>
+              </w:rPr>
+              <w:tab/>
+            </w:r>
+            <w:r>
+              <w:rPr>
+                <w:rFonts w:ascii="Times New Roman" w:hAnsi="Times New Roman" w:cs="Times New Roman"/>
+                <w:noProof/>
+                <w:webHidden/>
+                <w:sz w:val="32"/>
+                <w:szCs w:val="32"/>
+              </w:rPr>
+              <w:fldChar w:fldCharType="begin"/>
+            </w:r>
+            <w:r>
+              <w:rPr>
+                <w:rFonts w:ascii="Times New Roman" w:hAnsi="Times New Roman" w:cs="Times New Roman"/>
+                <w:noProof/>
+                <w:webHidden/>
+                <w:sz w:val="32"/>
+                <w:szCs w:val="32"/>
+              </w:rPr>
+              <w:instrText xml:space="preserve"> PAGEREF _Toc231306193 \h </w:instrText>
+            </w:r>
+            <w:r>
+              <w:rPr>
+                <w:rFonts w:ascii="Times New Roman" w:hAnsi="Times New Roman" w:cs="Times New Roman"/>
+                <w:noProof/>
+                <w:webHidden/>
+                <w:sz w:val="32"/>
+                <w:szCs w:val="32"/>
+              </w:rPr>
+            </w:r>
+            <w:r>
+              <w:rPr>
+                <w:rFonts w:ascii="Times New Roman" w:hAnsi="Times New Roman" w:cs="Times New Roman"/>
+                <w:noProof/>
+                <w:webHidden/>
+                <w:sz w:val="32"/>
+                <w:szCs w:val="32"/>
+              </w:rPr>
+              <w:fldChar w:fldCharType="separate"/>
+            </w:r>
+            <w:r>
+              <w:rPr>
+                <w:rFonts w:ascii="Times New Roman" w:hAnsi="Times New Roman" w:cs="Times New Roman"/>
+                <w:noProof/>
+                <w:webHidden/>
+                <w:sz w:val="32"/>
+                <w:szCs w:val="32"/>
+              </w:rPr>
+              <w:t>2</w:t>
+            </w:r>
+            <w:r>
+              <w:rPr>
+                <w:rFonts w:ascii="Times New Roman" w:hAnsi="Times New Roman" w:cs="Times New Roman"/>
+                <w:noProof/>
+                <w:webHidden/>
+                <w:sz w:val="32"/>
+                <w:szCs w:val="32"/>
+              </w:rPr>
+              <w:fldChar w:fldCharType="end"/>
+            </w:r>
+          </w:hyperlink>
+        </w:p>
+        <w:p>
+          <w:pPr>
+            <w:pStyle w:val="TOC1"/>
+            <w:tabs>
+              <w:tab w:val="right" w:leader="dot" w:pos="9710"/>
+            </w:tabs>
+            <w:rPr>
+              <w:rFonts w:ascii="Times New Roman" w:hAnsi="Times New Roman" w:cs="Times New Roman"/>
+              <w:noProof/>
+              <w:sz w:val="32"/>
+              <w:szCs w:val="32"/>
+            </w:rPr>
+          </w:pPr>
+          <w:hyperlink w:anchor="_Toc231306194" w:history="1">
+            <w:r>
+              <w:rPr>
+                <w:rStyle w:val="Hyperlink"/>
+                <w:rFonts w:ascii="Times New Roman" w:hAnsi="Times New Roman" w:cs="Times New Roman"/>
+                <w:noProof/>
+                <w:sz w:val="32"/>
+                <w:szCs w:val="32"/>
+              </w:rPr>
+              <w:t>2. Objective &amp; Problem Statement (Mục tiêu và vấn đề cần giải quyết)</w:t>
+            </w:r>
+            <w:r>
+              <w:rPr>
+                <w:rFonts w:ascii="Times New Roman" w:hAnsi="Times New Roman" w:cs="Times New Roman"/>
+                <w:noProof/>
+                <w:webHidden/>
+                <w:sz w:val="32"/>
+                <w:szCs w:val="32"/>
+              </w:rPr>
+              <w:tab/>
+            </w:r>
+            <w:r>
+              <w:rPr>
+                <w:rFonts w:ascii="Times New Roman" w:hAnsi="Times New Roman" w:cs="Times New Roman"/>
+                <w:noProof/>
+                <w:webHidden/>
+                <w:sz w:val="32"/>
+                <w:szCs w:val="32"/>
+              </w:rPr>
+              <w:fldChar w:fldCharType="begin"/>
+            </w:r>
+            <w:r>
+              <w:rPr>
+                <w:rFonts w:ascii="Times New Roman" w:hAnsi="Times New Roman" w:cs="Times New Roman"/>
+                <w:noProof/>
+                <w:webHidden/>
+                <w:sz w:val="32"/>
+                <w:szCs w:val="32"/>
+              </w:rPr>
+              <w:instrText xml:space="preserve"> PAGEREF _Toc231306194 \h </w:instrText>
+            </w:r>
+            <w:r>
+              <w:rPr>
+                <w:rFonts w:ascii="Times New Roman" w:hAnsi="Times New Roman" w:cs="Times New Roman"/>
+                <w:noProof/>
+                <w:webHidden/>
+                <w:sz w:val="32"/>
+                <w:szCs w:val="32"/>
+              </w:rPr>
+            </w:r>
+            <w:r>
+              <w:rPr>
+                <w:rFonts w:ascii="Times New Roman" w:hAnsi="Times New Roman" w:cs="Times New Roman"/>
+                <w:noProof/>
+                <w:webHidden/>
+                <w:sz w:val="32"/>
+                <w:szCs w:val="32"/>
+              </w:rPr>
+              <w:fldChar w:fldCharType="separate"/>
+            </w:r>
+            <w:r>
+              <w:rPr>
+                <w:rFonts w:ascii="Times New Roman" w:hAnsi="Times New Roman" w:cs="Times New Roman"/>
+                <w:noProof/>
+                <w:webHidden/>
+                <w:sz w:val="32"/>
+                <w:szCs w:val="32"/>
+              </w:rPr>
+              <w:t>2</w:t>
+            </w:r>
+            <w:r>
+              <w:rPr>
+                <w:rFonts w:ascii="Times New Roman" w:hAnsi="Times New Roman" w:cs="Times New Roman"/>
+                <w:noProof/>
+                <w:webHidden/>
+                <w:sz w:val="32"/>
+                <w:szCs w:val="32"/>
+              </w:rPr>
+              <w:fldChar w:fldCharType="end"/>
+            </w:r>
+          </w:hyperlink>
+        </w:p>
+        <w:p>
+          <w:pPr>
+            <w:pStyle w:val="TOC2"/>
+            <w:tabs>
+              <w:tab w:val="right" w:leader="dot" w:pos="9710"/>
+            </w:tabs>
+            <w:rPr>
+              <w:rFonts w:ascii="Times New Roman" w:hAnsi="Times New Roman" w:cs="Times New Roman"/>
+              <w:noProof/>
+              <w:sz w:val="32"/>
+              <w:szCs w:val="32"/>
+            </w:rPr>
+          </w:pPr>
+          <w:hyperlink w:anchor="_Toc231306195" w:history="1">
+            <w:r>
+              <w:rPr>
+                <w:rStyle w:val="Hyperlink"/>
+                <w:rFonts w:ascii="Times New Roman" w:hAnsi="Times New Roman" w:cs="Times New Roman"/>
+                <w:noProof/>
+                <w:sz w:val="32"/>
+                <w:szCs w:val="32"/>
+              </w:rPr>
+              <w:t>The "Why" (Lý do)</w:t>
+            </w:r>
+            <w:r>
+              <w:rPr>
+                <w:rFonts w:ascii="Times New Roman" w:hAnsi="Times New Roman" w:cs="Times New Roman"/>
+                <w:noProof/>
+                <w:webHidden/>
+                <w:sz w:val="32"/>
+                <w:szCs w:val="32"/>
+              </w:rPr>
+              <w:tab/>
+            </w:r>
+            <w:r>
+              <w:rPr>
+                <w:rFonts w:ascii="Times New Roman" w:hAnsi="Times New Roman" w:cs="Times New Roman"/>
+                <w:noProof/>
+                <w:webHidden/>
+                <w:sz w:val="32"/>
+                <w:szCs w:val="32"/>
+              </w:rPr>
+              <w:fldChar w:fldCharType="begin"/>
+            </w:r>
+            <w:r>
+              <w:rPr>
+                <w:rFonts w:ascii="Times New Roman" w:hAnsi="Times New Roman" w:cs="Times New Roman"/>
+                <w:noProof/>
+                <w:webHidden/>
+                <w:sz w:val="32"/>
+                <w:szCs w:val="32"/>
+              </w:rPr>
+              <w:instrText xml:space="preserve"> PAGEREF _Toc231306195 \h </w:instrText>
+            </w:r>
+            <w:r>
+              <w:rPr>
+                <w:rFonts w:ascii="Times New Roman" w:hAnsi="Times New Roman" w:cs="Times New Roman"/>
+                <w:noProof/>
+                <w:webHidden/>
+                <w:sz w:val="32"/>
+                <w:szCs w:val="32"/>
+              </w:rPr>
+            </w:r>
+            <w:r>
+              <w:rPr>
+                <w:rFonts w:ascii="Times New Roman" w:hAnsi="Times New Roman" w:cs="Times New Roman"/>
+                <w:noProof/>
+                <w:webHidden/>
+                <w:sz w:val="32"/>
+                <w:szCs w:val="32"/>
+              </w:rPr>
+              <w:fldChar w:fldCharType="separate"/>
+            </w:r>
+            <w:r>
+              <w:rPr>
+                <w:rFonts w:ascii="Times New Roman" w:hAnsi="Times New Roman" w:cs="Times New Roman"/>
+                <w:noProof/>
+                <w:webHidden/>
+                <w:sz w:val="32"/>
+                <w:szCs w:val="32"/>
+              </w:rPr>
+              <w:t>2</w:t>
+            </w:r>
+            <w:r>
+              <w:rPr>
+                <w:rFonts w:ascii="Times New Roman" w:hAnsi="Times New Roman" w:cs="Times New Roman"/>
+                <w:noProof/>
+                <w:webHidden/>
+                <w:sz w:val="32"/>
+                <w:szCs w:val="32"/>
+              </w:rPr>
+              <w:fldChar w:fldCharType="end"/>
+            </w:r>
+          </w:hyperlink>
+        </w:p>
+        <w:p>
+          <w:pPr>
+            <w:pStyle w:val="TOC2"/>
+            <w:tabs>
+              <w:tab w:val="right" w:leader="dot" w:pos="9710"/>
+            </w:tabs>
+            <w:rPr>
+              <w:rFonts w:ascii="Times New Roman" w:hAnsi="Times New Roman" w:cs="Times New Roman"/>
+              <w:noProof/>
+              <w:sz w:val="32"/>
+              <w:szCs w:val="32"/>
+            </w:rPr>
+          </w:pPr>
+          <w:hyperlink w:anchor="_Toc231306196" w:history="1">
+            <w:r>
+              <w:rPr>
+                <w:rStyle w:val="Hyperlink"/>
+                <w:rFonts w:ascii="Times New Roman" w:hAnsi="Times New Roman" w:cs="Times New Roman"/>
+                <w:noProof/>
+                <w:sz w:val="32"/>
+                <w:szCs w:val="32"/>
+              </w:rPr>
+              <w:t>Core Logic (Logic lõi)</w:t>
+            </w:r>
+            <w:r>
+              <w:rPr>
+                <w:rFonts w:ascii="Times New Roman" w:hAnsi="Times New Roman" w:cs="Times New Roman"/>
+                <w:noProof/>
+                <w:webHidden/>
+                <w:sz w:val="32"/>
+                <w:szCs w:val="32"/>
+              </w:rPr>
+              <w:tab/>
+            </w:r>
+            <w:r>
+              <w:rPr>
+                <w:rFonts w:ascii="Times New Roman" w:hAnsi="Times New Roman" w:cs="Times New Roman"/>
+                <w:noProof/>
+                <w:webHidden/>
+                <w:sz w:val="32"/>
+                <w:szCs w:val="32"/>
+              </w:rPr>
+              <w:fldChar w:fldCharType="begin"/>
+            </w:r>
+            <w:r>
+              <w:rPr>
+                <w:rFonts w:ascii="Times New Roman" w:hAnsi="Times New Roman" w:cs="Times New Roman"/>
+                <w:noProof/>
+                <w:webHidden/>
+                <w:sz w:val="32"/>
+                <w:szCs w:val="32"/>
+              </w:rPr>
+              <w:instrText xml:space="preserve"> PAGEREF _Toc231306196 \h </w:instrText>
+            </w:r>
+            <w:r>
+              <w:rPr>
+                <w:rFonts w:ascii="Times New Roman" w:hAnsi="Times New Roman" w:cs="Times New Roman"/>
+                <w:noProof/>
+                <w:webHidden/>
+                <w:sz w:val="32"/>
+                <w:szCs w:val="32"/>
+              </w:rPr>
+            </w:r>
+            <w:r>
+              <w:rPr>
+                <w:rFonts w:ascii="Times New Roman" w:hAnsi="Times New Roman" w:cs="Times New Roman"/>
+                <w:noProof/>
+                <w:webHidden/>
+                <w:sz w:val="32"/>
+                <w:szCs w:val="32"/>
+              </w:rPr>
+              <w:fldChar w:fldCharType="separate"/>
+            </w:r>
+            <w:r>
+              <w:rPr>
+                <w:rFonts w:ascii="Times New Roman" w:hAnsi="Times New Roman" w:cs="Times New Roman"/>
+                <w:noProof/>
+                <w:webHidden/>
+                <w:sz w:val="32"/>
+                <w:szCs w:val="32"/>
+              </w:rPr>
+              <w:t>2</w:t>
+            </w:r>
+            <w:r>
+              <w:rPr>
+                <w:rFonts w:ascii="Times New Roman" w:hAnsi="Times New Roman" w:cs="Times New Roman"/>
+                <w:noProof/>
+                <w:webHidden/>
+                <w:sz w:val="32"/>
+                <w:szCs w:val="32"/>
+              </w:rPr>
+              <w:fldChar w:fldCharType="end"/>
+            </w:r>
+          </w:hyperlink>
+        </w:p>
+        <w:p>
+          <w:pPr>
+            <w:pStyle w:val="TOC1"/>
+            <w:tabs>
+              <w:tab w:val="right" w:leader="dot" w:pos="9710"/>
+            </w:tabs>
+            <w:rPr>
+              <w:rFonts w:ascii="Times New Roman" w:hAnsi="Times New Roman" w:cs="Times New Roman"/>
+              <w:noProof/>
+              <w:sz w:val="32"/>
+              <w:szCs w:val="32"/>
+            </w:rPr>
+          </w:pPr>
+          <w:hyperlink w:anchor="_Toc231306197" w:history="1">
+            <w:r>
+              <w:rPr>
+                <w:rStyle w:val="Hyperlink"/>
+                <w:rFonts w:ascii="Times New Roman" w:hAnsi="Times New Roman" w:cs="Times New Roman"/>
+                <w:noProof/>
+                <w:sz w:val="32"/>
+                <w:szCs w:val="32"/>
+              </w:rPr>
+              <w:t>3. Dataset Specification (Đặc tả tập dữ liệu)</w:t>
+            </w:r>
+            <w:r>
+              <w:rPr>
+                <w:rFonts w:ascii="Times New Roman" w:hAnsi="Times New Roman" w:cs="Times New Roman"/>
+                <w:noProof/>
+                <w:webHidden/>
+                <w:sz w:val="32"/>
+                <w:szCs w:val="32"/>
+              </w:rPr>
+              <w:tab/>
+            </w:r>
+            <w:r>
+              <w:rPr>
+                <w:rFonts w:ascii="Times New Roman" w:hAnsi="Times New Roman" w:cs="Times New Roman"/>
+                <w:noProof/>
+                <w:webHidden/>
+                <w:sz w:val="32"/>
+                <w:szCs w:val="32"/>
+              </w:rPr>
+              <w:fldChar w:fldCharType="begin"/>
+            </w:r>
+            <w:r>
+              <w:rPr>
+                <w:rFonts w:ascii="Times New Roman" w:hAnsi="Times New Roman" w:cs="Times New Roman"/>
+                <w:noProof/>
+                <w:webHidden/>
+                <w:sz w:val="32"/>
+                <w:szCs w:val="32"/>
+              </w:rPr>
+              <w:instrText xml:space="preserve"> PAGEREF _Toc231306197 \h </w:instrText>
+            </w:r>
+            <w:r>
+              <w:rPr>
+                <w:rFonts w:ascii="Times New Roman" w:hAnsi="Times New Roman" w:cs="Times New Roman"/>
+                <w:noProof/>
+                <w:webHidden/>
+                <w:sz w:val="32"/>
+                <w:szCs w:val="32"/>
+              </w:rPr>
+            </w:r>
+            <w:r>
+              <w:rPr>
+                <w:rFonts w:ascii="Times New Roman" w:hAnsi="Times New Roman" w:cs="Times New Roman"/>
+                <w:noProof/>
+                <w:webHidden/>
+                <w:sz w:val="32"/>
+                <w:szCs w:val="32"/>
+              </w:rPr>
+              <w:fldChar w:fldCharType="separate"/>
+            </w:r>
+            <w:r>
+              <w:rPr>
+                <w:rFonts w:ascii="Times New Roman" w:hAnsi="Times New Roman" w:cs="Times New Roman"/>
+                <w:noProof/>
+                <w:webHidden/>
+                <w:sz w:val="32"/>
+                <w:szCs w:val="32"/>
+              </w:rPr>
+              <w:t>2</w:t>
+            </w:r>
+            <w:r>
+              <w:rPr>
+                <w:rFonts w:ascii="Times New Roman" w:hAnsi="Times New Roman" w:cs="Times New Roman"/>
+                <w:noProof/>
+                <w:webHidden/>
+                <w:sz w:val="32"/>
+                <w:szCs w:val="32"/>
+              </w:rPr>
+              <w:fldChar w:fldCharType="end"/>
+            </w:r>
+          </w:hyperlink>
+        </w:p>
+        <w:p>
+          <w:pPr>
+            <w:pStyle w:val="TOC1"/>
+            <w:tabs>
+              <w:tab w:val="right" w:leader="dot" w:pos="9710"/>
+            </w:tabs>
+            <w:rPr>
+              <w:rFonts w:ascii="Times New Roman" w:hAnsi="Times New Roman" w:cs="Times New Roman"/>
+              <w:noProof/>
+              <w:sz w:val="32"/>
+              <w:szCs w:val="32"/>
+            </w:rPr>
+          </w:pPr>
+          <w:hyperlink w:anchor="_Toc231306198" w:history="1">
+            <w:r>
+              <w:rPr>
+                <w:rStyle w:val="Hyperlink"/>
+                <w:rFonts w:ascii="Times New Roman" w:hAnsi="Times New Roman" w:cs="Times New Roman"/>
+                <w:noProof/>
+                <w:sz w:val="32"/>
+                <w:szCs w:val="32"/>
+              </w:rPr>
+              <w:t>4. System Architecture (Kiến trúc hệ thống)</w:t>
+            </w:r>
+            <w:r>
+              <w:rPr>
+                <w:rFonts w:ascii="Times New Roman" w:hAnsi="Times New Roman" w:cs="Times New Roman"/>
+                <w:noProof/>
+                <w:webHidden/>
+                <w:sz w:val="32"/>
+                <w:szCs w:val="32"/>
+              </w:rPr>
+              <w:tab/>
+            </w:r>
+            <w:r>
+              <w:rPr>
+                <w:rFonts w:ascii="Times New Roman" w:hAnsi="Times New Roman" w:cs="Times New Roman"/>
+                <w:noProof/>
+                <w:webHidden/>
+                <w:sz w:val="32"/>
+                <w:szCs w:val="32"/>
+              </w:rPr>
+              <w:fldChar w:fldCharType="begin"/>
+            </w:r>
+            <w:r>
+              <w:rPr>
+                <w:rFonts w:ascii="Times New Roman" w:hAnsi="Times New Roman" w:cs="Times New Roman"/>
+                <w:noProof/>
+                <w:webHidden/>
+                <w:sz w:val="32"/>
+                <w:szCs w:val="32"/>
+              </w:rPr>
+              <w:instrText xml:space="preserve"> PAGEREF _Toc231306198 \h </w:instrText>
+            </w:r>
+            <w:r>
+              <w:rPr>
+                <w:rFonts w:ascii="Times New Roman" w:hAnsi="Times New Roman" w:cs="Times New Roman"/>
+                <w:noProof/>
+                <w:webHidden/>
+                <w:sz w:val="32"/>
+                <w:szCs w:val="32"/>
+              </w:rPr>
+            </w:r>
+            <w:r>
+              <w:rPr>
+                <w:rFonts w:ascii="Times New Roman" w:hAnsi="Times New Roman" w:cs="Times New Roman"/>
+                <w:noProof/>
+                <w:webHidden/>
+                <w:sz w:val="32"/>
+                <w:szCs w:val="32"/>
+              </w:rPr>
+              <w:fldChar w:fldCharType="separate"/>
+            </w:r>
+            <w:r>
+              <w:rPr>
+                <w:rFonts w:ascii="Times New Roman" w:hAnsi="Times New Roman" w:cs="Times New Roman"/>
+                <w:noProof/>
+                <w:webHidden/>
+                <w:sz w:val="32"/>
+                <w:szCs w:val="32"/>
+              </w:rPr>
+              <w:t>3</w:t>
+            </w:r>
+            <w:r>
+              <w:rPr>
+                <w:rFonts w:ascii="Times New Roman" w:hAnsi="Times New Roman" w:cs="Times New Roman"/>
+                <w:noProof/>
+                <w:webHidden/>
+                <w:sz w:val="32"/>
+                <w:szCs w:val="32"/>
+              </w:rPr>
+              <w:fldChar w:fldCharType="end"/>
+            </w:r>
+          </w:hyperlink>
+        </w:p>
+        <w:p>
+          <w:pPr>
+            <w:pStyle w:val="TOC1"/>
+            <w:tabs>
+              <w:tab w:val="right" w:leader="dot" w:pos="9710"/>
+            </w:tabs>
+            <w:rPr>
+              <w:rFonts w:ascii="Times New Roman" w:hAnsi="Times New Roman" w:cs="Times New Roman"/>
+              <w:noProof/>
+              <w:sz w:val="32"/>
+              <w:szCs w:val="32"/>
+            </w:rPr>
+          </w:pPr>
+          <w:hyperlink w:anchor="_Toc231306199" w:history="1">
+            <w:r>
+              <w:rPr>
+                <w:rStyle w:val="Hyperlink"/>
+                <w:rFonts w:ascii="Times New Roman" w:hAnsi="Times New Roman" w:cs="Times New Roman"/>
+                <w:noProof/>
+                <w:sz w:val="32"/>
+                <w:szCs w:val="32"/>
+              </w:rPr>
+              <w:t>5. Tech Stack &amp; Implementation Plan (Công nghệ nền tảng và kế hoạch thực hiện)</w:t>
+            </w:r>
+            <w:r>
+              <w:rPr>
+                <w:rFonts w:ascii="Times New Roman" w:hAnsi="Times New Roman" w:cs="Times New Roman"/>
+                <w:noProof/>
+                <w:webHidden/>
+                <w:sz w:val="32"/>
+                <w:szCs w:val="32"/>
+              </w:rPr>
+              <w:tab/>
+            </w:r>
+            <w:r>
+              <w:rPr>
+                <w:rFonts w:ascii="Times New Roman" w:hAnsi="Times New Roman" w:cs="Times New Roman"/>
+                <w:noProof/>
+                <w:webHidden/>
+                <w:sz w:val="32"/>
+                <w:szCs w:val="32"/>
+              </w:rPr>
+              <w:fldChar w:fldCharType="begin"/>
+            </w:r>
+            <w:r>
+              <w:rPr>
+                <w:rFonts w:ascii="Times New Roman" w:hAnsi="Times New Roman" w:cs="Times New Roman"/>
+                <w:noProof/>
+                <w:webHidden/>
+                <w:sz w:val="32"/>
+                <w:szCs w:val="32"/>
+              </w:rPr>
+              <w:instrText xml:space="preserve"> PAGEREF _Toc231306199 \h </w:instrText>
+            </w:r>
+            <w:r>
+              <w:rPr>
+                <w:rFonts w:ascii="Times New Roman" w:hAnsi="Times New Roman" w:cs="Times New Roman"/>
+                <w:noProof/>
+                <w:webHidden/>
+                <w:sz w:val="32"/>
+                <w:szCs w:val="32"/>
+              </w:rPr>
+            </w:r>
+            <w:r>
+              <w:rPr>
+                <w:rFonts w:ascii="Times New Roman" w:hAnsi="Times New Roman" w:cs="Times New Roman"/>
+                <w:noProof/>
+                <w:webHidden/>
+                <w:sz w:val="32"/>
+                <w:szCs w:val="32"/>
+              </w:rPr>
+              <w:fldChar w:fldCharType="separate"/>
+            </w:r>
+            <w:r>
+              <w:rPr>
+                <w:rFonts w:ascii="Times New Roman" w:hAnsi="Times New Roman" w:cs="Times New Roman"/>
+                <w:noProof/>
+                <w:webHidden/>
+                <w:sz w:val="32"/>
+                <w:szCs w:val="32"/>
+              </w:rPr>
+              <w:t>3</w:t>
+            </w:r>
+            <w:r>
+              <w:rPr>
+                <w:rFonts w:ascii="Times New Roman" w:hAnsi="Times New Roman" w:cs="Times New Roman"/>
+                <w:noProof/>
+                <w:webHidden/>
+                <w:sz w:val="32"/>
+                <w:szCs w:val="32"/>
+              </w:rPr>
+              <w:fldChar w:fldCharType="end"/>
+            </w:r>
+          </w:hyperlink>
+        </w:p>
+        <w:p>
+          <w:pPr>
+            <w:pStyle w:val="TOC1"/>
+            <w:tabs>
+              <w:tab w:val="right" w:leader="dot" w:pos="9710"/>
+            </w:tabs>
+            <w:rPr>
+              <w:rFonts w:ascii="Times New Roman" w:hAnsi="Times New Roman" w:cs="Times New Roman"/>
+              <w:noProof/>
+              <w:sz w:val="32"/>
+              <w:szCs w:val="32"/>
+            </w:rPr>
+          </w:pPr>
+          <w:hyperlink w:anchor="_Toc231306200" w:history="1">
+            <w:r>
+              <w:rPr>
+                <w:rStyle w:val="Hyperlink"/>
+                <w:rFonts w:ascii="Times New Roman" w:hAnsi="Times New Roman" w:cs="Times New Roman"/>
+                <w:noProof/>
+                <w:sz w:val="32"/>
+                <w:szCs w:val="32"/>
+              </w:rPr>
+              <w:t>6. Success Metrics &amp; Analysis (Tiêu chí đánh giá thành công và phân tích)</w:t>
+            </w:r>
+            <w:r>
+              <w:rPr>
+                <w:rFonts w:ascii="Times New Roman" w:hAnsi="Times New Roman" w:cs="Times New Roman"/>
+                <w:noProof/>
+                <w:webHidden/>
+                <w:sz w:val="32"/>
+                <w:szCs w:val="32"/>
+              </w:rPr>
+              <w:tab/>
+            </w:r>
+            <w:r>
+              <w:rPr>
+                <w:rFonts w:ascii="Times New Roman" w:hAnsi="Times New Roman" w:cs="Times New Roman"/>
+                <w:noProof/>
+                <w:webHidden/>
+                <w:sz w:val="32"/>
+                <w:szCs w:val="32"/>
+              </w:rPr>
+              <w:fldChar w:fldCharType="begin"/>
+            </w:r>
+            <w:r>
+              <w:rPr>
+                <w:rFonts w:ascii="Times New Roman" w:hAnsi="Times New Roman" w:cs="Times New Roman"/>
+                <w:noProof/>
+                <w:webHidden/>
+                <w:sz w:val="32"/>
+                <w:szCs w:val="32"/>
+              </w:rPr>
+              <w:instrText xml:space="preserve"> PAGEREF _Toc231306200 \h </w:instrText>
+            </w:r>
+            <w:r>
+              <w:rPr>
+                <w:rFonts w:ascii="Times New Roman" w:hAnsi="Times New Roman" w:cs="Times New Roman"/>
+                <w:noProof/>
+                <w:webHidden/>
+                <w:sz w:val="32"/>
+                <w:szCs w:val="32"/>
+              </w:rPr>
+            </w:r>
+            <w:r>
+              <w:rPr>
+                <w:rFonts w:ascii="Times New Roman" w:hAnsi="Times New Roman" w:cs="Times New Roman"/>
+                <w:noProof/>
+                <w:webHidden/>
+                <w:sz w:val="32"/>
+                <w:szCs w:val="32"/>
+              </w:rPr>
+              <w:fldChar w:fldCharType="separate"/>
+            </w:r>
+            <w:r>
+              <w:rPr>
+                <w:rFonts w:ascii="Times New Roman" w:hAnsi="Times New Roman" w:cs="Times New Roman"/>
+                <w:noProof/>
+                <w:webHidden/>
+                <w:sz w:val="32"/>
+                <w:szCs w:val="32"/>
+              </w:rPr>
+              <w:t>4</w:t>
+            </w:r>
+            <w:r>
+              <w:rPr>
+                <w:rFonts w:ascii="Times New Roman" w:hAnsi="Times New Roman" w:cs="Times New Roman"/>
+                <w:noProof/>
+                <w:webHidden/>
+                <w:sz w:val="32"/>
+                <w:szCs w:val="32"/>
+              </w:rPr>
+              <w:fldChar w:fldCharType="end"/>
+            </w:r>
+          </w:hyperlink>
+        </w:p>
+        <w:p>
+          <w:r>
+            <w:rPr>
+              <w:rFonts w:ascii="Times New Roman" w:hAnsi="Times New Roman" w:cs="Times New Roman"/>
+              <w:b/>
+              <w:bCs/>
+              <w:noProof/>
+              <w:sz w:val="32"/>
+              <w:szCs w:val="32"/>
+            </w:rPr>
+            <w:fldChar w:fldCharType="end"/>
+          </w:r>
+        </w:p>
+      </w:sdtContent>
+    </w:sdt>
+    <w:p>
+      <w:pPr>
+        <w:rPr>
+          <w:rFonts w:ascii="Times New Roman" w:hAnsi="Times New Roman" w:cs="Times New Roman"/>
+          <w:b/>
+          <w:bCs/>
+          <w:color w:val="000000" w:themeColor="text1"/>
+          <w:sz w:val="26"/>
+          <w:szCs w:val="26"/>
+        </w:rPr>
+      </w:pPr>
+      <w:r>
+        <w:rPr>
+          <w:rFonts w:ascii="Times New Roman" w:hAnsi="Times New Roman" w:cs="Times New Roman"/>
+          <w:b/>
+          <w:bCs/>
+          <w:color w:val="000000" w:themeColor="text1"/>
+          <w:sz w:val="26"/>
+          <w:szCs w:val="26"/>
+        </w:rPr>
+        <w:br w:type="page"/>
+      </w:r>
+    </w:p>
+    <w:p>
+      <w:pPr>
+        <w:spacing w:after="60"/>
+        <w:rPr>
+          <w:rFonts w:ascii="Times New Roman" w:hAnsi="Times New Roman" w:cs="Times New Roman"/>
+          <w:b/>
+          <w:bCs/>
+          <w:color w:val="000000" w:themeColor="text1"/>
+          <w:sz w:val="26"/>
+          <w:szCs w:val="26"/>
+        </w:rPr>
+      </w:pPr>
+      <w:r>
+        <w:rPr>
+          <w:rFonts w:ascii="Times New Roman" w:hAnsi="Times New Roman" w:cs="Times New Roman"/>
+          <w:b/>
+          <w:bCs/>
+          <w:color w:val="000000" w:themeColor="text1"/>
+          <w:sz w:val="26"/>
+          <w:szCs w:val="26"/>
+        </w:rPr>
+        <w:lastRenderedPageBreak/>
+        <w:t>PROJECT PROPOSAL</w:t>
       </w:r>
     </w:p>
     <w:p>
@@ -159,6 +1586,7 @@
           <w:szCs w:val="26"/>
         </w:rPr>
       </w:pPr>
+      <w:bookmarkStart w:id="0" w:name="_Toc231306193"/>
       <w:r>
         <w:rPr>
           <w:rFonts w:ascii="Times New Roman" w:hAnsi="Times New Roman" w:cs="Times New Roman"/>
@@ -177,6 +1605,7 @@
         </w:rPr>
         <w:t xml:space="preserve"> (Thông tin dự án)</w:t>
       </w:r>
+      <w:bookmarkEnd w:id="0"/>
     </w:p>
     <w:p>
       <w:pPr>
@@ -280,6 +1709,7 @@
           <w:szCs w:val="26"/>
         </w:rPr>
       </w:pPr>
+      <w:bookmarkStart w:id="1" w:name="_Toc231306194"/>
       <w:r>
         <w:rPr>
           <w:rFonts w:ascii="Times New Roman" w:hAnsi="Times New Roman" w:cs="Times New Roman"/>
@@ -316,6 +1746,7 @@
         </w:rPr>
         <w:t>)</w:t>
       </w:r>
+      <w:bookmarkEnd w:id="1"/>
     </w:p>
     <w:p>
       <w:pPr>
@@ -327,6 +1758,7 @@
           <w:szCs w:val="26"/>
         </w:rPr>
       </w:pPr>
+      <w:bookmarkStart w:id="2" w:name="_Toc231306195"/>
       <w:r>
         <w:rPr>
           <w:rFonts w:ascii="Times New Roman" w:hAnsi="Times New Roman" w:cs="Times New Roman"/>
@@ -345,6 +1777,7 @@
         </w:rPr>
         <w:t xml:space="preserve"> (Lý do)</w:t>
       </w:r>
+      <w:bookmarkEnd w:id="2"/>
     </w:p>
     <w:p>
       <w:pPr>
@@ -378,6 +1811,7 @@
           <w:szCs w:val="26"/>
         </w:rPr>
       </w:pPr>
+      <w:bookmarkStart w:id="3" w:name="_Toc231306196"/>
       <w:r>
         <w:rPr>
           <w:rFonts w:ascii="Times New Roman" w:hAnsi="Times New Roman" w:cs="Times New Roman"/>
@@ -396,6 +1830,7 @@
         </w:rPr>
         <w:t xml:space="preserve"> (Logic lõi)</w:t>
       </w:r>
+      <w:bookmarkEnd w:id="3"/>
     </w:p>
     <w:p>
       <w:pPr>
@@ -474,6 +1909,7 @@
           <w:szCs w:val="26"/>
         </w:rPr>
       </w:pPr>
+      <w:bookmarkStart w:id="4" w:name="_Toc231306197"/>
       <w:r>
         <w:rPr>
           <w:rFonts w:ascii="Times New Roman" w:hAnsi="Times New Roman" w:cs="Times New Roman"/>
@@ -492,6 +1928,7 @@
         </w:rPr>
         <w:t>n (Đặc tả tập dữ liệu)</w:t>
       </w:r>
+      <w:bookmarkEnd w:id="4"/>
     </w:p>
     <w:tbl>
       <w:tblPr>
@@ -870,16 +2307,7 @@
                 <w:sz w:val="26"/>
                 <w:szCs w:val="26"/>
               </w:rPr>
-              <w:t xml:space="preserve">Các bản ghi JSON gồm những trường như </w:t>
-            </w:r>
-            <w:r>
-              <w:rPr>
-                <w:rFonts w:ascii="Times New Roman" w:hAnsi="Times New Roman" w:cs="Times New Roman"/>
-                <w:color w:val="000000" w:themeColor="text1"/>
-                <w:sz w:val="26"/>
-                <w:szCs w:val="26"/>
-              </w:rPr>
-              <w:t>username, password</w:t>
+              <w:t>Các bản ghi JSON gồm những trường như username, password</w:t>
             </w:r>
           </w:p>
         </w:tc>
@@ -965,6 +2393,7 @@
           <w:szCs w:val="26"/>
         </w:rPr>
       </w:pPr>
+      <w:bookmarkStart w:id="5" w:name="_Toc231306198"/>
       <w:r>
         <w:rPr>
           <w:rFonts w:ascii="Times New Roman" w:hAnsi="Times New Roman" w:cs="Times New Roman"/>
@@ -984,6 +2413,7 @@
         </w:rPr>
         <w:t xml:space="preserve"> (Kiến trúc hệ thống)</w:t>
       </w:r>
+      <w:bookmarkEnd w:id="5"/>
     </w:p>
     <w:tbl>
       <w:tblPr>
@@ -1373,6 +2803,7 @@
           <w:szCs w:val="26"/>
         </w:rPr>
       </w:pPr>
+      <w:bookmarkStart w:id="6" w:name="_Toc231306199"/>
       <w:r>
         <w:rPr>
           <w:rFonts w:ascii="Times New Roman" w:hAnsi="Times New Roman" w:cs="Times New Roman"/>
@@ -1409,6 +2840,7 @@
         </w:rPr>
         <w:t>)</w:t>
       </w:r>
+      <w:bookmarkEnd w:id="6"/>
     </w:p>
     <w:tbl>
       <w:tblPr>
@@ -1988,6 +3420,7 @@
           <w:szCs w:val="26"/>
         </w:rPr>
       </w:pPr>
+      <w:bookmarkStart w:id="7" w:name="_Toc231306200"/>
       <w:r>
         <w:rPr>
           <w:rFonts w:ascii="Times New Roman" w:hAnsi="Times New Roman" w:cs="Times New Roman"/>
@@ -2024,6 +3457,7 @@
         </w:rPr>
         <w:t>)</w:t>
       </w:r>
+      <w:bookmarkEnd w:id="7"/>
     </w:p>
     <w:p>
       <w:pPr>
@@ -2560,37 +3994,23 @@
         <w:spacing w:before="80" w:after="80"/>
         <w:rPr>
           <w:rFonts w:ascii="Times New Roman" w:hAnsi="Times New Roman" w:cs="Times New Roman"/>
-          <w:color w:val="000000" w:themeColor="text1"/>
-          <w:sz w:val="26"/>
-          <w:szCs w:val="26"/>
-        </w:rPr>
-      </w:pPr>
-      <w:r>
-        <w:rPr>
-          <w:rFonts w:ascii="Times New Roman" w:hAnsi="Times New Roman" w:cs="Times New Roman"/>
-          <w:color w:val="000000" w:themeColor="text1"/>
-          <w:sz w:val="26"/>
-          <w:szCs w:val="26"/>
-        </w:rPr>
-        <w:t xml:space="preserve">Note </w:t>
-      </w:r>
-      <w:r>
-        <w:rPr>
-          <w:rFonts w:ascii="Times New Roman" w:hAnsi="Times New Roman" w:cs="Times New Roman"/>
-          <w:color w:val="000000" w:themeColor="text1"/>
-          <w:sz w:val="26"/>
-          <w:szCs w:val="26"/>
-        </w:rPr>
-        <w:t>về</w:t>
-      </w:r>
-      <w:r>
-        <w:rPr>
-          <w:rFonts w:ascii="Times New Roman" w:hAnsi="Times New Roman" w:cs="Times New Roman"/>
-          <w:color w:val="000000" w:themeColor="text1"/>
-          <w:sz w:val="26"/>
-          <w:szCs w:val="26"/>
-        </w:rPr>
-        <w:t xml:space="preserve"> original_key.txt</w:t>
+          <w:b/>
+          <w:bCs/>
+          <w:color w:val="000000" w:themeColor="text1"/>
+          <w:sz w:val="26"/>
+          <w:szCs w:val="26"/>
+        </w:rPr>
+      </w:pPr>
+      <w:r>
+        <w:rPr>
+          <w:rFonts w:ascii="Times New Roman" w:hAnsi="Times New Roman" w:cs="Times New Roman"/>
+          <w:b/>
+          <w:bCs/>
+          <w:color w:val="000000" w:themeColor="text1"/>
+          <w:sz w:val="26"/>
+          <w:szCs w:val="26"/>
+        </w:rPr>
+        <w:t>Lưu ý:</w:t>
       </w:r>
     </w:p>
     <w:p>
@@ -2628,13 +4048,32 @@
     <w:p>
       <w:pPr>
         <w:spacing w:before="80" w:after="80"/>
-        <w:rPr>
-          <w:rFonts w:ascii="Times New Roman" w:hAnsi="Times New Roman" w:cs="Times New Roman"/>
-          <w:color w:val="000000" w:themeColor="text1"/>
-          <w:sz w:val="26"/>
-          <w:szCs w:val="26"/>
-        </w:rPr>
-      </w:pPr>
+        <w:ind w:left="360"/>
+        <w:rPr>
+          <w:rFonts w:ascii="Times New Roman" w:hAnsi="Times New Roman" w:cs="Times New Roman"/>
+          <w:color w:val="000000" w:themeColor="text1"/>
+          <w:sz w:val="26"/>
+          <w:szCs w:val="26"/>
+        </w:rPr>
+      </w:pPr>
+      <w:r>
+        <w:rPr>
+          <w:rFonts w:ascii="Times New Roman" w:hAnsi="Times New Roman" w:cs="Times New Roman"/>
+          <w:color w:val="000000" w:themeColor="text1"/>
+          <w:sz w:val="26"/>
+          <w:szCs w:val="26"/>
+        </w:rPr>
+        <w:t>Hệ thống cho phép giãi mã với số lượng share nhỏ hơn ba để minh họa rõ ràng hơn cho đồ án. Trên thực tế hệ thống chỉ cho phép giải mã nếu số lượng share nhiều hơn hoặc bằng ngưỡng</w:t>
+      </w:r>
+      <w:r>
+        <w:rPr>
+          <w:rFonts w:ascii="Times New Roman" w:hAnsi="Times New Roman" w:cs="Times New Roman"/>
+          <w:color w:val="000000" w:themeColor="text1"/>
+          <w:sz w:val="26"/>
+          <w:szCs w:val="26"/>
+        </w:rPr>
+        <w:t>.</w:t>
+      </w:r>
     </w:p>
     <w:p>
       <w:pPr>
@@ -2645,7 +4084,6 @@
           <w:color w:val="000000" w:themeColor="text1"/>
           <w:sz w:val="26"/>
           <w:szCs w:val="26"/>
-          <w:lang w:val="en-US"/>
         </w:rPr>
       </w:pPr>
     </w:p>
@@ -3514,6 +4952,7 @@
   <w:style w:type="paragraph" w:default="1" w:styleId="Normal">
     <w:name w:val="Normal"/>
     <w:qFormat/>
+    <w:rsid w:val="00A96917"/>
   </w:style>
   <w:style w:type="paragraph" w:styleId="Heading1">
     <w:name w:val="heading 1"/>
@@ -3736,6 +5175,55 @@
       <w:sz w:val="28"/>
       <w:szCs w:val="28"/>
     </w:rPr>
+  </w:style>
+  <w:style w:type="paragraph" w:styleId="TOCHeading">
+    <w:name w:val="TOC Heading"/>
+    <w:basedOn w:val="Heading1"/>
+    <w:next w:val="Normal"/>
+    <w:uiPriority w:val="39"/>
+    <w:unhideWhenUsed/>
+    <w:qFormat/>
+    <w:rsid w:val="00F3558A"/>
+    <w:pPr>
+      <w:keepNext/>
+      <w:keepLines/>
+      <w:spacing w:before="240" w:after="0" w:line="259" w:lineRule="auto"/>
+      <w:outlineLvl w:val="9"/>
+    </w:pPr>
+    <w:rPr>
+      <w:rFonts w:asciiTheme="majorHAnsi" w:eastAsiaTheme="majorEastAsia" w:hAnsiTheme="majorHAnsi" w:cstheme="majorBidi"/>
+      <w:b w:val="0"/>
+      <w:bCs w:val="0"/>
+      <w:color w:val="0F4761" w:themeColor="accent1" w:themeShade="BF"/>
+      <w:sz w:val="32"/>
+      <w:szCs w:val="32"/>
+      <w:lang w:val="en-US" w:eastAsia="en-US"/>
+    </w:rPr>
+  </w:style>
+  <w:style w:type="paragraph" w:styleId="TOC1">
+    <w:name w:val="toc 1"/>
+    <w:basedOn w:val="Normal"/>
+    <w:next w:val="Normal"/>
+    <w:autoRedefine/>
+    <w:uiPriority w:val="39"/>
+    <w:unhideWhenUsed/>
+    <w:rsid w:val="00F3558A"/>
+    <w:pPr>
+      <w:spacing w:after="100"/>
+    </w:pPr>
+  </w:style>
+  <w:style w:type="paragraph" w:styleId="TOC2">
+    <w:name w:val="toc 2"/>
+    <w:basedOn w:val="Normal"/>
+    <w:next w:val="Normal"/>
+    <w:autoRedefine/>
+    <w:uiPriority w:val="39"/>
+    <w:unhideWhenUsed/>
+    <w:rsid w:val="00F3558A"/>
+    <w:pPr>
+      <w:spacing w:after="100"/>
+      <w:ind w:left="220"/>
+    </w:pPr>
   </w:style>
 </w:styles>
 </file>
@@ -4053,4 +5541,16 @@
     </a:ext>
   </a:extLst>
 </a:theme>
+</file>
+
+<file path=customXml/item1.xml><?xml version="1.0" encoding="utf-8"?>
+<b:Sources xmlns:b="http://schemas.openxmlformats.org/officeDocument/2006/bibliography" xmlns="http://schemas.openxmlformats.org/officeDocument/2006/bibliography" SelectedStyle="\APASixthEditionOfficeOnline.xsl" StyleName="APA" Version="6"/>
+</file>
+
+<file path=customXml/itemProps1.xml><?xml version="1.0" encoding="utf-8"?>
+<ds:datastoreItem xmlns:ds="http://schemas.openxmlformats.org/officeDocument/2006/customXml" ds:itemID="{20EC0393-F964-4215-9489-46B4CF6BA6AA}">
+  <ds:schemaRefs>
+    <ds:schemaRef ds:uri="http://schemas.openxmlformats.org/officeDocument/2006/bibliography"/>
+  </ds:schemaRefs>
+</ds:datastoreItem>
 </file>